--- a/docs/GS_Ficha_Proyecto_ParkFlow360_actualizado.docx
+++ b/docs/GS_Ficha_Proyecto_ParkFlow360_actualizado.docx
@@ -94,7 +94,7 @@
       <w:pPr>
         <w:pStyle w:val="Ttulo1"/>
         <w:ind w:firstLine="0"/>
-        <w:jc w:val="center"/>
+        <w:jc w:val="both"/>
       </w:pPr>
       <w:r>
         <w:lastRenderedPageBreak/>
@@ -102,6 +102,9 @@
       </w:r>
     </w:p>
     <w:p>
+      <w:pPr>
+        <w:jc w:val="both"/>
+      </w:pPr>
       <w:r>
         <w:rPr>
           <w:b/>
@@ -113,6 +116,9 @@
       </w:r>
     </w:p>
     <w:p>
+      <w:pPr>
+        <w:jc w:val="both"/>
+      </w:pPr>
       <w:r>
         <w:rPr>
           <w:b/>
@@ -124,6 +130,9 @@
       </w:r>
     </w:p>
     <w:p>
+      <w:pPr>
+        <w:jc w:val="both"/>
+      </w:pPr>
       <w:r>
         <w:rPr>
           <w:b/>
@@ -135,6 +144,9 @@
       </w:r>
     </w:p>
     <w:p>
+      <w:pPr>
+        <w:jc w:val="both"/>
+      </w:pPr>
       <w:r>
         <w:rPr>
           <w:b/>
@@ -149,29 +161,25 @@
       <w:pPr>
         <w:pStyle w:val="Ttulo2"/>
         <w:ind w:firstLine="0"/>
+        <w:jc w:val="both"/>
       </w:pPr>
       <w:r>
         <w:t>1. Problema y a quién afecta</w:t>
       </w:r>
     </w:p>
     <w:p>
+      <w:pPr>
+        <w:jc w:val="both"/>
+      </w:pPr>
       <w:r>
-        <w:t xml:space="preserve">El parqueadero administra ingresos y salidas mediante boletas de papel y planillas físicas. El administrador y el operador de caja reportan errores al cobrar por hora, pérdida de registros y diferencias entre el dinero recaudado y el esperado; el acta usa como referencia un descalce cercano al 15 % mensual, cifra pendiente de confirmar con el interlocutor. </w:t>
-      </w:r>
-      <w:r>
-        <w:rPr>
-          <w:b/>
-        </w:rPr>
-        <w:t>Dato por validar:</w:t>
-      </w:r>
-      <w:r>
-        <w:t xml:space="preserve"> [COMPLETAR: periodo, muestra y evidencia que sustentan el 15 %].</w:t>
+        <w:t>El parqueadero administra ingresos y salidas mediante boletas de papel y planillas físicas. El administrador y el operador de caja reportan errores al cobrar por hora, pérdida de registros y diferencias entre el dinero recaudado y el esperado; el acta usa como referencia un descalce cercano al 15 % mensual, cifra pendiente de confirmar con el interlocutor.</w:t>
       </w:r>
     </w:p>
     <w:p>
       <w:pPr>
         <w:pStyle w:val="Ttulo2"/>
         <w:ind w:firstLine="0"/>
+        <w:jc w:val="both"/>
       </w:pPr>
       <w:r>
         <w:t>2. Interlocutor real</w:t>
@@ -180,6 +188,7 @@
     <w:p>
       <w:pPr>
         <w:pStyle w:val="Listaconvietas"/>
+        <w:jc w:val="both"/>
       </w:pPr>
       <w:r>
         <w:rPr>
@@ -197,6 +206,7 @@
     <w:p>
       <w:pPr>
         <w:pStyle w:val="Listaconvietas"/>
+        <w:jc w:val="both"/>
       </w:pPr>
       <w:r>
         <w:rPr>
@@ -211,6 +221,7 @@
     <w:p>
       <w:pPr>
         <w:pStyle w:val="Listaconvietas"/>
+        <w:jc w:val="both"/>
       </w:pPr>
       <w:r>
         <w:rPr>
@@ -228,6 +239,7 @@
     <w:p>
       <w:pPr>
         <w:pStyle w:val="Listaconvietas"/>
+        <w:jc w:val="both"/>
       </w:pPr>
       <w:r>
         <w:rPr>
@@ -249,29 +261,38 @@
       <w:pPr>
         <w:pStyle w:val="Ttulo2"/>
         <w:ind w:firstLine="0"/>
+        <w:jc w:val="both"/>
       </w:pPr>
       <w:r>
         <w:t>3. Qué construiríamos</w:t>
       </w:r>
     </w:p>
     <w:p>
+      <w:pPr>
+        <w:jc w:val="both"/>
+      </w:pPr>
       <w:r>
-        <w:t>ParkFlow360 es una plataforma web SaaS para centralizar la operación de parqueaderos de empresas y universidades. El alcance conecta el registro de vehículos y sus ingresos/salidas con espacios, tarifas, reservas y pagos —incluido el pago en línea con Wompi—, incorpora un plano interactivo del parqueadero con generación de espacios en bloque y el inicio de sesión con Google, y ofrece consultas de ocupación e ingresos. Los reportes y cifras deberán contrastarse con las necesidades del administrador. La interfaz es web responsive, no una aplicación móvil nativa.</w:t>
+        <w:t xml:space="preserve">ParkFlow360 es una plataforma web SaaS para centralizar la operación de parqueaderos de empresas y universidades. El alcance conecta el registro de vehículos y sus ingresos/salidas con espacios, tarifas, reservas y pagos —incluido el pago en línea con Wompi—, incorpora un plano interactivo del parqueadero con generación de espacios en bloque y el inicio de sesión con Google, y ofrece consultas de ocupación e ingresos. Los reportes y cifras deberán contrastarse </w:t>
+      </w:r>
+      <w:r>
+        <w:lastRenderedPageBreak/>
+        <w:t>con las necesidades del administrador. La interfaz es web responsive, no una aplicación móvil nativa.</w:t>
       </w:r>
     </w:p>
     <w:p>
       <w:pPr>
         <w:pStyle w:val="Ttulo2"/>
         <w:ind w:firstLine="0"/>
+        <w:jc w:val="both"/>
       </w:pPr>
       <w:r>
-        <w:lastRenderedPageBreak/>
         <w:t>4. Tecnología y quién la domina</w:t>
       </w:r>
     </w:p>
     <w:p>
       <w:pPr>
         <w:pStyle w:val="Listaconvietas"/>
+        <w:jc w:val="both"/>
       </w:pPr>
       <w:r>
         <w:rPr>
@@ -286,6 +307,7 @@
     <w:p>
       <w:pPr>
         <w:pStyle w:val="Listaconvietas"/>
+        <w:jc w:val="both"/>
       </w:pPr>
       <w:r>
         <w:rPr>
@@ -300,6 +322,7 @@
     <w:p>
       <w:pPr>
         <w:pStyle w:val="Listaconvietas"/>
+        <w:jc w:val="both"/>
       </w:pPr>
       <w:r>
         <w:rPr>
@@ -314,6 +337,7 @@
     <w:p>
       <w:pPr>
         <w:pStyle w:val="Listaconvietas"/>
+        <w:jc w:val="both"/>
       </w:pPr>
       <w:r>
         <w:rPr>
@@ -322,57 +346,35 @@
         <w:t>Experiencia previa:</w:t>
       </w:r>
       <w:r>
-        <w:t xml:space="preserve"> [COMPLETAR: describir experiencia comprobable con Angular, APIs REST en Java/Spring Boot y esquemas relacionales en PostgreSQL].</w:t>
+        <w:t xml:space="preserve"> </w:t>
+      </w:r>
+      <w:r>
+        <w:t>Proyectos personales y páginas web</w:t>
       </w:r>
     </w:p>
     <w:p>
       <w:pPr>
         <w:pStyle w:val="Listaconvietas"/>
+        <w:jc w:val="both"/>
       </w:pPr>
       <w:r>
         <w:rPr>
           <w:b/>
         </w:rPr>
-        <w:t>Módulos/dominios declarados: vehículos, espacios, tarifas, pagos, reportes, ingresos, usuarios/autenticación JWT, planos y reservas; estados LIBRE/OCUPADO/RESERVADO/MANTENIMIENTO; tarifas HORA/DIA/SEMANA/MES/MOMENTO; pagos EFECTIVO/TARJETA/TRANSFERENCIA/QR y pago en línea con Wompi; roles ADMIN y USUARIO (cliente).</w:t>
+        <w:t xml:space="preserve">Módulos/dominios declarados: </w:t>
       </w:r>
-      <w:r/>
-      <w:r/>
-      <w:r/>
-      <w:r/>
-      <w:r/>
       <w:r>
         <w:rPr>
-          <w:rFonts w:ascii="Courier New" w:hAnsi="Courier New"/>
-          <w:sz w:val="20"/>
+          <w:bCs/>
         </w:rPr>
+        <w:t>vehículos, espacios, tarifas, pagos, reportes, ingresos, usuarios/autenticación JWT, planos y reservas; estados LIBRE/OCUPADO/RESERVADO/MANTENIMIENTO; tarifas HORA/DIA/SEMANA/MES/MOMENTO; pagos EFECTIVO/TARJETA/TRANSFERENCIA/QR y pago en línea con Wompi; roles ADMIN y USUARIO (cliente).</w:t>
       </w:r>
-      <w:r/>
-      <w:r>
-        <w:rPr>
-          <w:rFonts w:ascii="Courier New" w:hAnsi="Courier New"/>
-          <w:sz w:val="20"/>
-        </w:rPr>
-      </w:r>
-      <w:r/>
-      <w:r>
-        <w:rPr>
-          <w:rFonts w:ascii="Courier New" w:hAnsi="Courier New"/>
-          <w:sz w:val="20"/>
-        </w:rPr>
-      </w:r>
-      <w:r/>
-      <w:r>
-        <w:rPr>
-          <w:rFonts w:ascii="Courier New" w:hAnsi="Courier New"/>
-          <w:sz w:val="20"/>
-        </w:rPr>
-      </w:r>
-      <w:r/>
     </w:p>
     <w:p>
       <w:pPr>
         <w:pStyle w:val="Ttulo2"/>
         <w:ind w:firstLine="0"/>
+        <w:jc w:val="both"/>
       </w:pPr>
       <w:r>
         <w:t>5. Qué NO va a incluir el proyecto</w:t>
@@ -381,6 +383,7 @@
     <w:p>
       <w:pPr>
         <w:pStyle w:val="Listaconvietas"/>
+        <w:jc w:val="both"/>
       </w:pPr>
       <w:r>
         <w:t>Aplicación móvil nativa Android o iOS; se limita a interfaz web responsive.</w:t>
@@ -389,6 +392,7 @@
     <w:p>
       <w:pPr>
         <w:pStyle w:val="Listaconvietas"/>
+        <w:jc w:val="both"/>
       </w:pPr>
       <w:r>
         <w:t>Facturación electrónica ante la DIAN.</w:t>
@@ -397,6 +401,7 @@
     <w:p>
       <w:pPr>
         <w:pStyle w:val="Listaconvietas"/>
+        <w:jc w:val="both"/>
       </w:pPr>
       <w:r>
         <w:t>Gestión de nómina o contratación de empleados.</w:t>
@@ -405,6 +410,7 @@
     <w:p>
       <w:pPr>
         <w:pStyle w:val="Listaconvietas"/>
+        <w:jc w:val="both"/>
       </w:pPr>
       <w:r>
         <w:t>Automatización física de barreras o integración con cámaras de reconocimiento de placas (LPR).</w:t>

--- a/docs/GS_Ficha_Proyecto_ParkFlow360_actualizado.docx
+++ b/docs/GS_Ficha_Proyecto_ParkFlow360_actualizado.docx
@@ -103,24 +103,12 @@
     </w:p>
     <w:p>
       <w:r>
-        <w:rPr>
-          <w:b/>
-        </w:rPr>
-        <w:t>Equipo:</w:t>
-      </w:r>
-      <w:r>
-        <w:t xml:space="preserve"> Ruben Viasus (frontend) y Julian Salamanca (backend / líder técnico)</w:t>
+        <w:t>Equipo: Ruben Viasus (frontend) y Julian Salamanca (backend / líder técnico)</w:t>
       </w:r>
     </w:p>
     <w:p>
       <w:r>
-        <w:rPr>
-          <w:b/>
-        </w:rPr>
-        <w:t>Curso:</w:t>
-      </w:r>
-      <w:r>
-        <w:t xml:space="preserve"> Gerencia de Software — Universidad Santo Tomás, Facultad de Ingeniería de Sistemas</w:t>
+        <w:t>Curso: Gerencia de Software — Universidad Santo Tomás, Facultad de Ingeniería de Sistemas</w:t>
       </w:r>
     </w:p>
     <w:p>
@@ -152,6 +140,8 @@
       </w:pPr>
       <w:r>
         <w:t>1. Problema y a quién afecta</w:t>
+        <w:br/>
+        <w:t>El parqueadero administra ingresos y salidas mediante boletas de papel y planillas físicas. El administrador y el operador de caja reportan errores al cobrar por hora, pérdida de registros y diferencias entre el dinero recaudado y el esperado; el acta usa como referencia un descalce cercano al 15 % mensual, cifra pendiente de confirmar con el interlocutor. Dato por validar: [COMPLETAR: periodo, muestra y evidencia que sustentan el 15 %].</w:t>
       </w:r>
     </w:p>
     <w:p>
@@ -175,6 +165,14 @@
       </w:pPr>
       <w:r>
         <w:t>2. Interlocutor real</w:t>
+        <w:br/>
+        <w:t>Nombre: N/A</w:t>
+        <w:br/>
+        <w:t>Cargo: Administrador</w:t>
+        <w:br/>
+        <w:t>Contacto: N/A</w:t>
+        <w:br/>
+        <w:t>¿Aceptó participar? N/A</w:t>
       </w:r>
     </w:p>
     <w:p>
@@ -252,6 +250,8 @@
       </w:pPr>
       <w:r>
         <w:t>3. Qué construiríamos</w:t>
+        <w:br/>
+        <w:t>ParkFlow360 es una plataforma web SaaS para centralizar la operación de parqueaderos de empresas y universidades. El alcance conecta el registro de vehículos y sus ingresos/salidas con espacios, tarifas, reservas y pagos —incluido el pago en línea con Wompi—, incorpora un plano interactivo del parqueadero con generación de espacios en bloque y el inicio de sesión con Google, y ofrece consultas de ocupación e ingresos. Los reportes y cifras deberán contrastarse con las necesidades del administrador. La interfaz es web responsive, no una aplicación móvil nativa.</w:t>
       </w:r>
     </w:p>
     <w:p>
@@ -265,8 +265,17 @@
         <w:ind w:firstLine="0"/>
       </w:pPr>
       <w:r>
-        <w:lastRenderedPageBreak/>
         <w:t>4. Tecnología y quién la domina</w:t>
+        <w:br/>
+        <w:t>Stack declarado: Angular 17.3 y TypeScript; Java 17 con Spring Boot 3.2.5; PostgreSQL 15 con Flyway; autenticación JWT.</w:t>
+        <w:br/>
+        <w:t>Despliegue declarado: Netlify (frontend), Render/Railway (backend, proveedor por confirmar) y Supabase (PostgreSQL).</w:t>
+        <w:br/>
+        <w:t>Integrante con experiencia: Julian Salamanca (líder técnico).</w:t>
+        <w:br/>
+        <w:t>Experiencia previa: [COMPLETAR: describir experiencia comprobable con Angular, APIs REST en Java/Spring Boot y esquemas relacionales en PostgreSQL].</w:t>
+        <w:br/>
+        <w:t>Módulos/dominios declarados: vehículos, espacios, tarifas, pagos, reportes, ingresos, usuarios/autenticación JWT, planos y reservas; estados LIBRE/OCUPADO/RESERVADO/MANTENIMIENTO; tarifas HORA/DIA/SEMANA/MES/MOMENTO; pagos EFECTIVO/TARJETA/TRANSFERENCIA/QR y pago en línea con Wompi; roles ADMIN y USUARIO (cliente).</w:t>
       </w:r>
     </w:p>
     <w:p>
@@ -376,6 +385,14 @@
       </w:pPr>
       <w:r>
         <w:t>5. Qué NO va a incluir el proyecto</w:t>
+        <w:br/>
+        <w:t>Aplicación móvil nativa Android o iOS; se limita a interfaz web responsive.</w:t>
+        <w:br/>
+        <w:t>Facturación electrónica ante la DIAN.</w:t>
+        <w:br/>
+        <w:t>Gestión de nómina o contratación de empleados.</w:t>
+        <w:br/>
+        <w:t>Automatización física de barreras o integración con cámaras de reconocimiento de placas (LPR).</w:t>
       </w:r>
     </w:p>
     <w:p>
